--- a/public/rci/template.docx
+++ b/public/rci/template.docx
@@ -1686,6 +1686,14 @@
                 <w:szCs w:val="18"/>
               </w:rPr>
             </w:pPr>
+            <w:r>
+              <w:rPr>
+                <w:rFonts w:ascii="Arial" w:hAnsi="Arial" w:cs="Arial"/>
+                <w:sz w:val="16"/>
+                <w:szCs w:val="16"/>
+              </w:rPr>
+              <w:t>{txt_inst_autre_libelle}</w:t>
+            </w:r>
           </w:p>
         </w:tc>
         <w:tc>
@@ -1711,32 +1719,14 @@
                 <w:szCs w:val="18"/>
               </w:rPr>
             </w:pPr>
-            <w:sdt>
-              <w:sdtPr>
-                <w:rPr>
-                  <w:rFonts w:ascii="Arial" w:hAnsi="Arial" w:cs="Arial"/>
-                  <w:sz w:val="16"/>
-                  <w:szCs w:val="16"/>
-                </w:rPr>
-                <w:id w:val="438186212"/>
-                <w14:checkbox>
-                  <w14:checked w14:val="0"/>
-                  <w14:checkedState w14:val="2612" w14:font="MS Gothic"/>
-                  <w14:uncheckedState w14:val="2610" w14:font="MS Gothic"/>
-                </w14:checkbox>
-              </w:sdtPr>
-              <w:sdtEndPr/>
-              <w:sdtContent>
-                <w:r>
-                  <w:rPr>
-                    <w:rFonts w:ascii="Segoe UI Symbol" w:eastAsia="MS Gothic" w:hAnsi="Segoe UI Symbol" w:cs="Segoe UI Symbol"/>
-                    <w:sz w:val="16"/>
-                    <w:szCs w:val="16"/>
-                  </w:rPr>
-                  <w:t>☐</w:t>
-                </w:r>
-              </w:sdtContent>
-            </w:sdt>
+            <w:r>
+              <w:rPr>
+                <w:rFonts w:ascii="Arial" w:hAnsi="Arial" w:cs="Arial"/>
+                <w:sz w:val="16"/>
+                <w:szCs w:val="16"/>
+              </w:rPr>
+              <w:t>{check_inst_autre_en_service_oui}</w:t>
+            </w:r>
             <w:r>
               <w:rPr>
                 <w:rFonts w:ascii="Arial" w:hAnsi="Arial" w:cs="Arial"/>
@@ -1745,32 +1735,14 @@
               </w:rPr>
               <w:t xml:space="preserve">  oui    </w:t>
             </w:r>
-            <w:sdt>
-              <w:sdtPr>
-                <w:rPr>
-                  <w:rFonts w:ascii="Arial" w:hAnsi="Arial" w:cs="Arial"/>
-                  <w:sz w:val="16"/>
-                  <w:szCs w:val="16"/>
-                </w:rPr>
-                <w:id w:val="-207869852"/>
-                <w14:checkbox>
-                  <w14:checked w14:val="0"/>
-                  <w14:checkedState w14:val="2612" w14:font="MS Gothic"/>
-                  <w14:uncheckedState w14:val="2610" w14:font="MS Gothic"/>
-                </w14:checkbox>
-              </w:sdtPr>
-              <w:sdtEndPr/>
-              <w:sdtContent>
-                <w:r>
-                  <w:rPr>
-                    <w:rFonts w:ascii="Segoe UI Symbol" w:eastAsia="MS Gothic" w:hAnsi="Segoe UI Symbol" w:cs="Segoe UI Symbol"/>
-                    <w:sz w:val="16"/>
-                    <w:szCs w:val="16"/>
-                  </w:rPr>
-                  <w:t>☐</w:t>
-                </w:r>
-              </w:sdtContent>
-            </w:sdt>
+            <w:r>
+              <w:rPr>
+                <w:rFonts w:ascii="Arial" w:hAnsi="Arial" w:cs="Arial"/>
+                <w:sz w:val="16"/>
+                <w:szCs w:val="16"/>
+              </w:rPr>
+              <w:t>{check_inst_autre_en_service_non}</w:t>
+            </w:r>
             <w:r>
               <w:rPr>
                 <w:rFonts w:ascii="Arial" w:hAnsi="Arial" w:cs="Arial"/>
@@ -4960,32 +4932,14 @@
                       <w:szCs w:val="10"/>
                     </w:rPr>
                   </w:pPr>
-                  <w:sdt>
-                    <w:sdtPr>
-                      <w:rPr>
-                        <w:rFonts w:cs="Arial"/>
-                        <w:sz w:val="10"/>
-                        <w:szCs w:val="10"/>
-                      </w:rPr>
-                      <w:id w:val="938255190"/>
-                      <w14:checkbox>
-                        <w14:checked w14:val="0"/>
-                        <w14:checkedState w14:val="2612" w14:font="MS Gothic"/>
-                        <w14:uncheckedState w14:val="2610" w14:font="MS Gothic"/>
-                      </w14:checkbox>
-                    </w:sdtPr>
-                    <w:sdtEndPr/>
-                    <w:sdtContent>
-                      <w:r>
-                        <w:rPr>
-                          <w:rFonts w:ascii="MS Gothic" w:eastAsia="MS Gothic" w:hAnsi="MS Gothic" w:cs="Arial" w:hint="eastAsia"/>
-                          <w:sz w:val="10"/>
-                          <w:szCs w:val="10"/>
-                        </w:rPr>
-                        <w:t>☐</w:t>
-                      </w:r>
-                    </w:sdtContent>
-                  </w:sdt>
+                  <w:r>
+                    <w:rPr>
+                      <w:rFonts w:ascii="Arial" w:hAnsi="Arial" w:cs="Arial"/>
+                      <w:sz w:val="10"/>
+                      <w:szCs w:val="10"/>
+                    </w:rPr>
+                    <w:t>{check_qui_conducteur_seul_reseau}</w:t>
+                  </w:r>
                 </w:p>
               </w:tc>
               <w:tc>
@@ -5008,32 +4962,14 @@
                       <w:szCs w:val="10"/>
                     </w:rPr>
                   </w:pPr>
-                  <w:sdt>
-                    <w:sdtPr>
-                      <w:rPr>
-                        <w:rFonts w:cs="Arial"/>
-                        <w:sz w:val="10"/>
-                        <w:szCs w:val="10"/>
-                      </w:rPr>
-                      <w:id w:val="-1395194350"/>
-                      <w14:checkbox>
-                        <w14:checked w14:val="0"/>
-                        <w14:checkedState w14:val="2612" w14:font="MS Gothic"/>
-                        <w14:uncheckedState w14:val="2610" w14:font="MS Gothic"/>
-                      </w14:checkbox>
-                    </w:sdtPr>
-                    <w:sdtEndPr/>
-                    <w:sdtContent>
-                      <w:r>
-                        <w:rPr>
-                          <w:rFonts w:ascii="MS Gothic" w:eastAsia="MS Gothic" w:hAnsi="MS Gothic" w:cs="Arial" w:hint="eastAsia"/>
-                          <w:sz w:val="10"/>
-                          <w:szCs w:val="10"/>
-                        </w:rPr>
-                        <w:t>☐</w:t>
-                      </w:r>
-                    </w:sdtContent>
-                  </w:sdt>
+                  <w:r>
+                    <w:rPr>
+                      <w:rFonts w:ascii="Arial" w:hAnsi="Arial" w:cs="Arial"/>
+                      <w:sz w:val="10"/>
+                      <w:szCs w:val="10"/>
+                    </w:rPr>
+                    <w:t>{check_qui_conducteur_seul_prestataire}</w:t>
+                  </w:r>
                 </w:p>
               </w:tc>
               <w:tc>
@@ -5055,32 +4991,14 @@
                       <w:szCs w:val="10"/>
                     </w:rPr>
                   </w:pPr>
-                  <w:sdt>
-                    <w:sdtPr>
-                      <w:rPr>
-                        <w:rFonts w:cs="Arial"/>
-                        <w:sz w:val="10"/>
-                        <w:szCs w:val="10"/>
-                      </w:rPr>
-                      <w:id w:val="-1874225732"/>
-                      <w14:checkbox>
-                        <w14:checked w14:val="0"/>
-                        <w14:checkedState w14:val="2612" w14:font="MS Gothic"/>
-                        <w14:uncheckedState w14:val="2610" w14:font="MS Gothic"/>
-                      </w14:checkbox>
-                    </w:sdtPr>
-                    <w:sdtEndPr/>
-                    <w:sdtContent>
-                      <w:r>
-                        <w:rPr>
-                          <w:rFonts w:ascii="MS Gothic" w:eastAsia="MS Gothic" w:hAnsi="MS Gothic" w:cs="Arial" w:hint="eastAsia"/>
-                          <w:sz w:val="10"/>
-                          <w:szCs w:val="10"/>
-                        </w:rPr>
-                        <w:t>☐</w:t>
-                      </w:r>
-                    </w:sdtContent>
-                  </w:sdt>
+                  <w:r>
+                    <w:rPr>
+                      <w:rFonts w:ascii="Arial" w:hAnsi="Arial" w:cs="Arial"/>
+                      <w:sz w:val="10"/>
+                      <w:szCs w:val="10"/>
+                    </w:rPr>
+                    <w:t>{check_qui_conducteur_seul_conduite}</w:t>
+                  </w:r>
                   <w:r>
                     <w:rPr>
                       <w:rFonts w:ascii="Arial" w:hAnsi="Arial" w:cs="Arial"/>
@@ -5088,7 +5006,7 @@
                       <w:sz w:val="10"/>
                       <w:szCs w:val="10"/>
                     </w:rPr>
-                    <w:t>Nom</w:t>
+                    <w:t xml:space="preserve">Nom {txt_qui_conducteur_seul_nom}</w:t>
                   </w:r>
                   <w:r>
                     <w:rPr>
@@ -5183,32 +5101,14 @@
                       <w:szCs w:val="10"/>
                     </w:rPr>
                   </w:pPr>
-                  <w:sdt>
-                    <w:sdtPr>
-                      <w:rPr>
-                        <w:rFonts w:cs="Arial"/>
-                        <w:sz w:val="10"/>
-                        <w:szCs w:val="10"/>
-                      </w:rPr>
-                      <w:id w:val="-1899811529"/>
-                      <w14:checkbox>
-                        <w14:checked w14:val="0"/>
-                        <w14:checkedState w14:val="2612" w14:font="MS Gothic"/>
-                        <w14:uncheckedState w14:val="2610" w14:font="MS Gothic"/>
-                      </w14:checkbox>
-                    </w:sdtPr>
-                    <w:sdtEndPr/>
-                    <w:sdtContent>
-                      <w:r>
-                        <w:rPr>
-                          <w:rFonts w:ascii="MS Gothic" w:eastAsia="MS Gothic" w:hAnsi="MS Gothic" w:cs="Arial" w:hint="eastAsia"/>
-                          <w:sz w:val="10"/>
-                          <w:szCs w:val="10"/>
-                        </w:rPr>
-                        <w:t>☐</w:t>
-                      </w:r>
-                    </w:sdtContent>
-                  </w:sdt>
+                  <w:r>
+                    <w:rPr>
+                      <w:rFonts w:ascii="Arial" w:hAnsi="Arial" w:cs="Arial"/>
+                      <w:sz w:val="10"/>
+                      <w:szCs w:val="10"/>
+                    </w:rPr>
+                    <w:t>{check_qui_pilote_reseau}</w:t>
+                  </w:r>
                 </w:p>
               </w:tc>
               <w:tc>
@@ -5231,32 +5131,14 @@
                       <w:szCs w:val="10"/>
                     </w:rPr>
                   </w:pPr>
-                  <w:sdt>
-                    <w:sdtPr>
-                      <w:rPr>
-                        <w:rFonts w:cs="Arial"/>
-                        <w:sz w:val="10"/>
-                        <w:szCs w:val="10"/>
-                      </w:rPr>
-                      <w:id w:val="-117754649"/>
-                      <w14:checkbox>
-                        <w14:checked w14:val="0"/>
-                        <w14:checkedState w14:val="2612" w14:font="MS Gothic"/>
-                        <w14:uncheckedState w14:val="2610" w14:font="MS Gothic"/>
-                      </w14:checkbox>
-                    </w:sdtPr>
-                    <w:sdtEndPr/>
-                    <w:sdtContent>
-                      <w:r>
-                        <w:rPr>
-                          <w:rFonts w:ascii="MS Gothic" w:eastAsia="MS Gothic" w:hAnsi="MS Gothic" w:cs="Arial" w:hint="eastAsia"/>
-                          <w:sz w:val="10"/>
-                          <w:szCs w:val="10"/>
-                        </w:rPr>
-                        <w:t>☐</w:t>
-                      </w:r>
-                    </w:sdtContent>
-                  </w:sdt>
+                  <w:r>
+                    <w:rPr>
+                      <w:rFonts w:ascii="Arial" w:hAnsi="Arial" w:cs="Arial"/>
+                      <w:sz w:val="10"/>
+                      <w:szCs w:val="10"/>
+                    </w:rPr>
+                    <w:t>{check_qui_pilote_prestataire}</w:t>
+                  </w:r>
                 </w:p>
               </w:tc>
               <w:tc>
@@ -5278,32 +5160,14 @@
                       <w:szCs w:val="10"/>
                     </w:rPr>
                   </w:pPr>
-                  <w:sdt>
-                    <w:sdtPr>
-                      <w:rPr>
-                        <w:rFonts w:cs="Arial"/>
-                        <w:sz w:val="10"/>
-                        <w:szCs w:val="10"/>
-                      </w:rPr>
-                      <w:id w:val="648861840"/>
-                      <w14:checkbox>
-                        <w14:checked w14:val="0"/>
-                        <w14:checkedState w14:val="2612" w14:font="MS Gothic"/>
-                        <w14:uncheckedState w14:val="2610" w14:font="MS Gothic"/>
-                      </w14:checkbox>
-                    </w:sdtPr>
-                    <w:sdtEndPr/>
-                    <w:sdtContent>
-                      <w:r>
-                        <w:rPr>
-                          <w:rFonts w:ascii="MS Gothic" w:eastAsia="MS Gothic" w:hAnsi="MS Gothic" w:cs="Arial" w:hint="eastAsia"/>
-                          <w:sz w:val="10"/>
-                          <w:szCs w:val="10"/>
-                        </w:rPr>
-                        <w:t>☐</w:t>
-                      </w:r>
-                    </w:sdtContent>
-                  </w:sdt>
+                  <w:r>
+                    <w:rPr>
+                      <w:rFonts w:ascii="Arial" w:hAnsi="Arial" w:cs="Arial"/>
+                      <w:sz w:val="10"/>
+                      <w:szCs w:val="10"/>
+                    </w:rPr>
+                    <w:t>{check_qui_pilote_conduite}</w:t>
+                  </w:r>
                   <w:r>
                     <w:rPr>
                       <w:rFonts w:ascii="Arial" w:hAnsi="Arial" w:cs="Arial"/>
@@ -5311,7 +5175,7 @@
                       <w:sz w:val="10"/>
                       <w:szCs w:val="10"/>
                     </w:rPr>
-                    <w:t>Nom</w:t>
+                    <w:t xml:space="preserve">Nom {txt_qui_pilote_nom}</w:t>
                   </w:r>
                   <w:r>
                     <w:rPr>
@@ -5481,32 +5345,14 @@
                       <w:szCs w:val="10"/>
                     </w:rPr>
                   </w:pPr>
-                  <w:sdt>
-                    <w:sdtPr>
-                      <w:rPr>
-                        <w:rFonts w:cs="Arial"/>
-                        <w:sz w:val="10"/>
-                        <w:szCs w:val="10"/>
-                      </w:rPr>
-                      <w:id w:val="-1802367284"/>
-                      <w14:checkbox>
-                        <w14:checked w14:val="0"/>
-                        <w14:checkedState w14:val="2612" w14:font="MS Gothic"/>
-                        <w14:uncheckedState w14:val="2610" w14:font="MS Gothic"/>
-                      </w14:checkbox>
-                    </w:sdtPr>
-                    <w:sdtEndPr/>
-                    <w:sdtContent>
-                      <w:r>
-                        <w:rPr>
-                          <w:rFonts w:ascii="MS Gothic" w:eastAsia="MS Gothic" w:hAnsi="MS Gothic" w:cs="Arial" w:hint="eastAsia"/>
-                          <w:sz w:val="10"/>
-                          <w:szCs w:val="10"/>
-                        </w:rPr>
-                        <w:t>☐</w:t>
-                      </w:r>
-                    </w:sdtContent>
-                  </w:sdt>
+                  <w:r>
+                    <w:rPr>
+                      <w:rFonts w:ascii="Arial" w:hAnsi="Arial" w:cs="Arial"/>
+                      <w:sz w:val="10"/>
+                      <w:szCs w:val="10"/>
+                    </w:rPr>
+                    <w:t>{check_qui_pam_reseau}</w:t>
+                  </w:r>
                 </w:p>
               </w:tc>
               <w:tc>
@@ -5529,32 +5375,14 @@
                       <w:szCs w:val="10"/>
                     </w:rPr>
                   </w:pPr>
-                  <w:sdt>
-                    <w:sdtPr>
-                      <w:rPr>
-                        <w:rFonts w:cs="Arial"/>
-                        <w:sz w:val="10"/>
-                        <w:szCs w:val="10"/>
-                      </w:rPr>
-                      <w:id w:val="3485941"/>
-                      <w14:checkbox>
-                        <w14:checked w14:val="0"/>
-                        <w14:checkedState w14:val="2612" w14:font="MS Gothic"/>
-                        <w14:uncheckedState w14:val="2610" w14:font="MS Gothic"/>
-                      </w14:checkbox>
-                    </w:sdtPr>
-                    <w:sdtEndPr/>
-                    <w:sdtContent>
-                      <w:r>
-                        <w:rPr>
-                          <w:rFonts w:ascii="MS Gothic" w:eastAsia="MS Gothic" w:hAnsi="MS Gothic" w:cs="Arial" w:hint="eastAsia"/>
-                          <w:sz w:val="10"/>
-                          <w:szCs w:val="10"/>
-                        </w:rPr>
-                        <w:t>☐</w:t>
-                      </w:r>
-                    </w:sdtContent>
-                  </w:sdt>
+                  <w:r>
+                    <w:rPr>
+                      <w:rFonts w:ascii="Arial" w:hAnsi="Arial" w:cs="Arial"/>
+                      <w:sz w:val="10"/>
+                      <w:szCs w:val="10"/>
+                    </w:rPr>
+                    <w:t>{check_qui_pam_prestataire}</w:t>
+                  </w:r>
                 </w:p>
               </w:tc>
               <w:tc>
@@ -5576,32 +5404,14 @@
                       <w:szCs w:val="10"/>
                     </w:rPr>
                   </w:pPr>
-                  <w:sdt>
-                    <w:sdtPr>
-                      <w:rPr>
-                        <w:rFonts w:cs="Arial"/>
-                        <w:sz w:val="10"/>
-                        <w:szCs w:val="10"/>
-                      </w:rPr>
-                      <w:id w:val="-923716321"/>
-                      <w14:checkbox>
-                        <w14:checked w14:val="0"/>
-                        <w14:checkedState w14:val="2612" w14:font="MS Gothic"/>
-                        <w14:uncheckedState w14:val="2610" w14:font="MS Gothic"/>
-                      </w14:checkbox>
-                    </w:sdtPr>
-                    <w:sdtEndPr/>
-                    <w:sdtContent>
-                      <w:r>
-                        <w:rPr>
-                          <w:rFonts w:ascii="MS Gothic" w:eastAsia="MS Gothic" w:hAnsi="MS Gothic" w:cs="Arial" w:hint="eastAsia"/>
-                          <w:sz w:val="10"/>
-                          <w:szCs w:val="10"/>
-                        </w:rPr>
-                        <w:t>☐</w:t>
-                      </w:r>
-                    </w:sdtContent>
-                  </w:sdt>
+                  <w:r>
+                    <w:rPr>
+                      <w:rFonts w:ascii="Arial" w:hAnsi="Arial" w:cs="Arial"/>
+                      <w:sz w:val="10"/>
+                      <w:szCs w:val="10"/>
+                    </w:rPr>
+                    <w:t>{check_qui_pam_conduite}</w:t>
+                  </w:r>
                   <w:r>
                     <w:rPr>
                       <w:rFonts w:ascii="Arial" w:hAnsi="Arial" w:cs="Arial"/>
@@ -5609,7 +5419,7 @@
                       <w:sz w:val="10"/>
                       <w:szCs w:val="10"/>
                     </w:rPr>
-                    <w:t>Nom</w:t>
+                    <w:t xml:space="preserve">Nom {txt_qui_pam_nom}</w:t>
                   </w:r>
                   <w:r>
                     <w:rPr>
@@ -5740,32 +5550,14 @@
                       <w:szCs w:val="10"/>
                     </w:rPr>
                   </w:pPr>
-                  <w:sdt>
-                    <w:sdtPr>
-                      <w:rPr>
-                        <w:rFonts w:cs="Arial"/>
-                        <w:sz w:val="10"/>
-                        <w:szCs w:val="10"/>
-                      </w:rPr>
-                      <w:id w:val="1700671201"/>
-                      <w14:checkbox>
-                        <w14:checked w14:val="0"/>
-                        <w14:checkedState w14:val="2612" w14:font="MS Gothic"/>
-                        <w14:uncheckedState w14:val="2610" w14:font="MS Gothic"/>
-                      </w14:checkbox>
-                    </w:sdtPr>
-                    <w:sdtEndPr/>
-                    <w:sdtContent>
-                      <w:r>
-                        <w:rPr>
-                          <w:rFonts w:ascii="MS Gothic" w:eastAsia="MS Gothic" w:hAnsi="MS Gothic" w:cs="Arial" w:hint="eastAsia"/>
-                          <w:sz w:val="10"/>
-                          <w:szCs w:val="10"/>
-                        </w:rPr>
-                        <w:t>☐</w:t>
-                      </w:r>
-                    </w:sdtContent>
-                  </w:sdt>
+                  <w:r>
+                    <w:rPr>
+                      <w:rFonts w:ascii="Arial" w:hAnsi="Arial" w:cs="Arial"/>
+                      <w:sz w:val="10"/>
+                      <w:szCs w:val="10"/>
+                    </w:rPr>
+                    <w:t>{check_qui_ops_sol_reseau}</w:t>
+                  </w:r>
                 </w:p>
               </w:tc>
               <w:tc>
@@ -5788,32 +5580,14 @@
                       <w:szCs w:val="10"/>
                     </w:rPr>
                   </w:pPr>
-                  <w:sdt>
-                    <w:sdtPr>
-                      <w:rPr>
-                        <w:rFonts w:cs="Arial"/>
-                        <w:sz w:val="10"/>
-                        <w:szCs w:val="10"/>
-                      </w:rPr>
-                      <w:id w:val="660587035"/>
-                      <w14:checkbox>
-                        <w14:checked w14:val="0"/>
-                        <w14:checkedState w14:val="2612" w14:font="MS Gothic"/>
-                        <w14:uncheckedState w14:val="2610" w14:font="MS Gothic"/>
-                      </w14:checkbox>
-                    </w:sdtPr>
-                    <w:sdtEndPr/>
-                    <w:sdtContent>
-                      <w:r>
-                        <w:rPr>
-                          <w:rFonts w:ascii="MS Gothic" w:eastAsia="MS Gothic" w:hAnsi="MS Gothic" w:cs="Arial" w:hint="eastAsia"/>
-                          <w:sz w:val="10"/>
-                          <w:szCs w:val="10"/>
-                        </w:rPr>
-                        <w:t>☐</w:t>
-                      </w:r>
-                    </w:sdtContent>
-                  </w:sdt>
+                  <w:r>
+                    <w:rPr>
+                      <w:rFonts w:ascii="Arial" w:hAnsi="Arial" w:cs="Arial"/>
+                      <w:sz w:val="10"/>
+                      <w:szCs w:val="10"/>
+                    </w:rPr>
+                    <w:t>{check_qui_ops_sol_prestataire}</w:t>
+                  </w:r>
                 </w:p>
               </w:tc>
               <w:tc>
@@ -5835,32 +5609,14 @@
                       <w:szCs w:val="10"/>
                     </w:rPr>
                   </w:pPr>
-                  <w:sdt>
-                    <w:sdtPr>
-                      <w:rPr>
-                        <w:rFonts w:cs="Arial"/>
-                        <w:sz w:val="10"/>
-                        <w:szCs w:val="10"/>
-                      </w:rPr>
-                      <w:id w:val="-1186440670"/>
-                      <w14:checkbox>
-                        <w14:checked w14:val="0"/>
-                        <w14:checkedState w14:val="2612" w14:font="MS Gothic"/>
-                        <w14:uncheckedState w14:val="2610" w14:font="MS Gothic"/>
-                      </w14:checkbox>
-                    </w:sdtPr>
-                    <w:sdtEndPr/>
-                    <w:sdtContent>
-                      <w:r>
-                        <w:rPr>
-                          <w:rFonts w:ascii="MS Gothic" w:eastAsia="MS Gothic" w:hAnsi="MS Gothic" w:cs="Arial" w:hint="eastAsia"/>
-                          <w:sz w:val="10"/>
-                          <w:szCs w:val="10"/>
-                        </w:rPr>
-                        <w:t>☐</w:t>
-                      </w:r>
-                    </w:sdtContent>
-                  </w:sdt>
+                  <w:r>
+                    <w:rPr>
+                      <w:rFonts w:ascii="Arial" w:hAnsi="Arial" w:cs="Arial"/>
+                      <w:sz w:val="10"/>
+                      <w:szCs w:val="10"/>
+                    </w:rPr>
+                    <w:t>{check_qui_ops_sol_conduite}</w:t>
+                  </w:r>
                   <w:r>
                     <w:rPr>
                       <w:rFonts w:ascii="Arial" w:hAnsi="Arial" w:cs="Arial"/>
@@ -5868,7 +5624,7 @@
                       <w:sz w:val="10"/>
                       <w:szCs w:val="10"/>
                     </w:rPr>
-                    <w:t>Nom</w:t>
+                    <w:t xml:space="preserve">Nom {txt_qui_ops_sol_nom}</w:t>
                   </w:r>
                   <w:r>
                     <w:rPr>
